--- a/docs/보고/전유닛-점검/콘텐트 점검_20261003.docx
+++ b/docs/보고/전유닛-점검/콘텐트 점검_20261003.docx
@@ -34,7 +34,7 @@
           <w:sz w:val="22"/>
           <w:szCs w:val="22"/>
         </w:rPr>
-        <w:t xml:space="preserve">작성 2026. 10. 4. 오전 2:25:07 KST · 총괄 5번 · 사장님 지시 2026-09-03 「매일 23시」 · 2026-09-29 「22시로 조정」</w:t>
+        <w:t xml:space="preserve">작성 2026. 10. 4. 오후 3:51:42 KST · 총괄 5번 · 사장님 지시 2026-09-03 「매일 23시」 · 2026-09-29 「22시로 조정」</w:t>
       </w:r>
     </w:p>
     <w:p>
@@ -3102,7 +3102,7 @@
           <w:sz w:val="22"/>
           <w:szCs w:val="22"/>
         </w:rPr>
-        <w:t xml:space="preserve">잰 시각 2026. 10. 4. 오전 2:25:07 KST</w:t>
+        <w:t xml:space="preserve">잰 시각 2026. 10. 4. 오후 3:51:42 KST</w:t>
       </w:r>
     </w:p>
     <w:tbl>
@@ -3410,7 +3410,7 @@
                 <w:sz w:val="19"/>
                 <w:szCs w:val="19"/>
               </w:rPr>
-              <w:t xml:space="preserve">✅ 200 · 28609줄</w:t>
+              <w:t xml:space="preserve">✅ 200 · 28755줄</w:t>
             </w:r>
           </w:p>
         </w:tc>
@@ -3555,7 +3555,7 @@
                 <w:sz w:val="19"/>
                 <w:szCs w:val="19"/>
               </w:rPr>
-              <w:t xml:space="preserve">✅ 200 · 29098줄</w:t>
+              <w:t xml:space="preserve">✅ 200 · 29108줄</w:t>
             </w:r>
           </w:p>
         </w:tc>
@@ -4006,7 +4006,7 @@
                 <w:sz w:val="19"/>
                 <w:szCs w:val="19"/>
               </w:rPr>
-              <w:t xml:space="preserve">1,154</w:t>
+              <w:t xml:space="preserve">1,157</w:t>
             </w:r>
           </w:p>
         </w:tc>
@@ -4034,7 +4034,7 @@
                 <w:sz w:val="19"/>
                 <w:szCs w:val="19"/>
               </w:rPr>
-              <w:t xml:space="preserve">1,427</w:t>
+              <w:t xml:space="preserve">1,430</w:t>
             </w:r>
           </w:p>
         </w:tc>
@@ -4062,7 +4062,7 @@
                 <w:sz w:val="19"/>
                 <w:szCs w:val="19"/>
               </w:rPr>
-              <w:t xml:space="preserve">3,092</w:t>
+              <w:t xml:space="preserve">3,099</w:t>
             </w:r>
           </w:p>
         </w:tc>
@@ -4090,7 +4090,7 @@
                 <w:sz w:val="19"/>
                 <w:szCs w:val="19"/>
               </w:rPr>
-              <w:t xml:space="preserve">41.2명</w:t>
+              <w:t xml:space="preserve">41.3명</w:t>
             </w:r>
           </w:p>
         </w:tc>
@@ -4207,7 +4207,7 @@
                 <w:sz w:val="19"/>
                 <w:szCs w:val="19"/>
               </w:rPr>
-              <w:t xml:space="preserve">479</w:t>
+              <w:t xml:space="preserve">480</w:t>
             </w:r>
           </w:p>
         </w:tc>
@@ -4235,7 +4235,7 @@
                 <w:sz w:val="19"/>
                 <w:szCs w:val="19"/>
               </w:rPr>
-              <w:t xml:space="preserve">774</w:t>
+              <w:t xml:space="preserve">787</w:t>
             </w:r>
           </w:p>
         </w:tc>
@@ -4352,7 +4352,7 @@
                 <w:sz w:val="19"/>
                 <w:szCs w:val="19"/>
               </w:rPr>
-              <w:t xml:space="preserve">280</w:t>
+              <w:t xml:space="preserve">281</w:t>
             </w:r>
           </w:p>
         </w:tc>
@@ -4380,7 +4380,7 @@
                 <w:sz w:val="19"/>
                 <w:szCs w:val="19"/>
               </w:rPr>
-              <w:t xml:space="preserve">372</w:t>
+              <w:t xml:space="preserve">373</w:t>
             </w:r>
           </w:p>
         </w:tc>
@@ -4408,7 +4408,7 @@
                 <w:sz w:val="19"/>
                 <w:szCs w:val="19"/>
               </w:rPr>
-              <w:t xml:space="preserve">519</w:t>
+              <w:t xml:space="preserve">523</w:t>
             </w:r>
           </w:p>
         </w:tc>
@@ -4525,7 +4525,7 @@
                 <w:sz w:val="19"/>
                 <w:szCs w:val="19"/>
               </w:rPr>
-              <w:t xml:space="preserve">160</w:t>
+              <w:t xml:space="preserve">161</w:t>
             </w:r>
           </w:p>
         </w:tc>
@@ -4553,7 +4553,7 @@
                 <w:sz w:val="19"/>
                 <w:szCs w:val="19"/>
               </w:rPr>
-              <w:t xml:space="preserve">639</w:t>
+              <w:t xml:space="preserve">641</w:t>
             </w:r>
           </w:p>
         </w:tc>
@@ -4581,7 +4581,7 @@
                 <w:sz w:val="19"/>
                 <w:szCs w:val="19"/>
               </w:rPr>
-              <w:t xml:space="preserve">1,042</w:t>
+              <w:t xml:space="preserve">1,046</w:t>
             </w:r>
           </w:p>
         </w:tc>
@@ -4609,7 +4609,7 @@
                 <w:sz w:val="19"/>
                 <w:szCs w:val="19"/>
               </w:rPr>
-              <w:t xml:space="preserve">5.7명</w:t>
+              <w:t xml:space="preserve">5.8명</w:t>
             </w:r>
           </w:p>
         </w:tc>

--- a/docs/보고/전유닛-점검/콘텐트 점검_20261003.docx
+++ b/docs/보고/전유닛-점검/콘텐트 점검_20261003.docx
@@ -34,7 +34,7 @@
           <w:sz w:val="22"/>
           <w:szCs w:val="22"/>
         </w:rPr>
-        <w:t xml:space="preserve">작성 2026. 10. 4. 오후 3:51:42 KST · 총괄 5번 · 사장님 지시 2026-09-03 「매일 23시」 · 2026-09-29 「22시로 조정」</w:t>
+        <w:t xml:space="preserve">작성 2026. 10. 4. 오후 10:50:01 KST · 총괄 5번 · 사장님 지시 2026-09-03 「매일 23시」 · 2026-09-29 「22시로 조정」</w:t>
       </w:r>
     </w:p>
     <w:p>
@@ -3102,7 +3102,7 @@
           <w:sz w:val="22"/>
           <w:szCs w:val="22"/>
         </w:rPr>
-        <w:t xml:space="preserve">잰 시각 2026. 10. 4. 오후 3:51:42 KST</w:t>
+        <w:t xml:space="preserve">잰 시각 2026. 10. 4. 오후 10:50:01 KST</w:t>
       </w:r>
     </w:p>
     <w:tbl>
@@ -3410,7 +3410,7 @@
                 <w:sz w:val="19"/>
                 <w:szCs w:val="19"/>
               </w:rPr>
-              <w:t xml:space="preserve">✅ 200 · 28755줄</w:t>
+              <w:t xml:space="preserve">✅ 200 · 28761줄</w:t>
             </w:r>
           </w:p>
         </w:tc>
@@ -3499,7 +3499,7 @@
                 <w:sz w:val="19"/>
                 <w:szCs w:val="19"/>
               </w:rPr>
-              <w:t xml:space="preserve">✅ 200 · 42줄</w:t>
+              <w:t xml:space="preserve">✅ 200 · 45줄</w:t>
             </w:r>
           </w:p>
         </w:tc>
@@ -3555,7 +3555,7 @@
                 <w:sz w:val="19"/>
                 <w:szCs w:val="19"/>
               </w:rPr>
-              <w:t xml:space="preserve">✅ 200 · 29108줄</w:t>
+              <w:t xml:space="preserve">✅ 200 · 29188줄</w:t>
             </w:r>
           </w:p>
         </w:tc>
